--- a/Docs/ACES_VOLUNTEER_GRAPHICS_FOR_THE_BLIND_short.docx
+++ b/Docs/ACES_VOLUNTEER_GRAPHICS_FOR_THE_BLIND_short.docx
@@ -18,195 +18,338 @@
       </w:r>
     </w:p>
     <w:p>
-      <w:r>
+      <w:pPr>
+        <w:rPr>
+          <w:sz w:val="28"/>
+          <w:szCs w:val="28"/>
+        </w:rPr>
+      </w:pPr>
+      <w:r>
+        <w:rPr>
+          <w:sz w:val="28"/>
+          <w:szCs w:val="28"/>
+        </w:rPr>
+        <w:t>Please</w:t>
+      </w:r>
+      <w:r>
+        <w:rPr>
+          <w:sz w:val="28"/>
+          <w:szCs w:val="28"/>
+        </w:rPr>
         <w:t xml:space="preserve"> </w:t>
       </w:r>
       <w:r>
-        <w:t>Please</w:t>
-      </w:r>
-      <w:r>
-        <w:t xml:space="preserve"> </w:t>
-      </w:r>
-      <w:r>
+        <w:rPr>
+          <w:sz w:val="28"/>
+          <w:szCs w:val="28"/>
+        </w:rPr>
         <w:t>aid us in our efforts to provide blind</w:t>
       </w:r>
       <w:r>
+        <w:rPr>
+          <w:sz w:val="28"/>
+          <w:szCs w:val="28"/>
+        </w:rPr>
         <w:t xml:space="preserve"> programmers</w:t>
       </w:r>
       <w:r>
+        <w:rPr>
+          <w:sz w:val="28"/>
+          <w:szCs w:val="28"/>
+        </w:rPr>
         <w:t xml:space="preserve"> the capacity </w:t>
       </w:r>
       <w:r>
+        <w:rPr>
+          <w:sz w:val="28"/>
+          <w:szCs w:val="28"/>
+        </w:rPr>
         <w:t xml:space="preserve"> to </w:t>
       </w:r>
       <w:r>
+        <w:rPr>
+          <w:sz w:val="28"/>
+          <w:szCs w:val="28"/>
+        </w:rPr>
         <w:t>“see”  simple graphics</w:t>
       </w:r>
       <w:r>
+        <w:rPr>
+          <w:sz w:val="28"/>
+          <w:szCs w:val="28"/>
+        </w:rPr>
         <w:t>.</w:t>
       </w:r>
     </w:p>
     <w:p>
-      <w:r>
+      <w:pPr>
+        <w:rPr>
+          <w:sz w:val="28"/>
+          <w:szCs w:val="28"/>
+        </w:rPr>
+      </w:pPr>
+      <w:r>
+        <w:rPr>
+          <w:sz w:val="28"/>
+          <w:szCs w:val="28"/>
+        </w:rPr>
         <w:t>We have developed a software prototype which provides such a capability.</w:t>
       </w:r>
     </w:p>
     <w:p>
-      <w:r>
+      <w:pPr>
+        <w:rPr>
+          <w:sz w:val="28"/>
+          <w:szCs w:val="28"/>
+        </w:rPr>
+      </w:pPr>
+      <w:r>
+        <w:rPr>
+          <w:sz w:val="28"/>
+          <w:szCs w:val="28"/>
+        </w:rPr>
         <w:t>Use the link:</w:t>
       </w:r>
       <w:r>
+        <w:rPr>
+          <w:sz w:val="28"/>
+          <w:szCs w:val="28"/>
+        </w:rPr>
         <w:t xml:space="preserve"> </w:t>
       </w:r>
       <w:hyperlink r:id="rId4" w:history="1">
         <w:r>
           <w:rPr>
             <w:rStyle w:val="Hyperlink"/>
+            <w:sz w:val="28"/>
+            <w:szCs w:val="28"/>
           </w:rPr>
-          <w:t>pypi.or</w:t>
-        </w:r>
-        <w:r>
-          <w:rPr>
-            <w:rStyle w:val="Hyperlink"/>
-          </w:rPr>
-          <w:t>g</w:t>
-        </w:r>
-        <w:r>
-          <w:rPr>
-            <w:rStyle w:val="Hyperlink"/>
-          </w:rPr>
-          <w:t>/proje</w:t>
-        </w:r>
-        <w:r>
-          <w:rPr>
-            <w:rStyle w:val="Hyperlink"/>
-          </w:rPr>
-          <w:t>c</w:t>
-        </w:r>
-        <w:r>
-          <w:rPr>
-            <w:rStyle w:val="Hyperlink"/>
-          </w:rPr>
-          <w:t>t</w:t>
-        </w:r>
-        <w:r>
-          <w:rPr>
-            <w:rStyle w:val="Hyperlink"/>
-          </w:rPr>
-          <w:t>/graphics-braille/</w:t>
+          <w:t>pypi.org/project/graphics-braille/</w:t>
         </w:r>
       </w:hyperlink>
       <w:r>
+        <w:rPr>
+          <w:sz w:val="28"/>
+          <w:szCs w:val="28"/>
+        </w:rPr>
         <w:t xml:space="preserve"> to</w:t>
       </w:r>
       <w:r>
+        <w:rPr>
+          <w:sz w:val="28"/>
+          <w:szCs w:val="28"/>
+        </w:rPr>
         <w:t xml:space="preserve"> view</w:t>
       </w:r>
       <w:r>
+        <w:rPr>
+          <w:sz w:val="28"/>
+          <w:szCs w:val="28"/>
+        </w:rPr>
         <w:t xml:space="preserve"> </w:t>
       </w:r>
       <w:r>
+        <w:rPr>
+          <w:sz w:val="28"/>
+          <w:szCs w:val="28"/>
+        </w:rPr>
         <w:t xml:space="preserve">more </w:t>
       </w:r>
       <w:r>
+        <w:rPr>
+          <w:sz w:val="28"/>
+          <w:szCs w:val="28"/>
+        </w:rPr>
         <w:t>history, background,</w:t>
       </w:r>
       <w:r>
+        <w:rPr>
+          <w:sz w:val="28"/>
+          <w:szCs w:val="28"/>
+        </w:rPr>
         <w:t xml:space="preserve"> and </w:t>
       </w:r>
       <w:r>
+        <w:rPr>
+          <w:sz w:val="28"/>
+          <w:szCs w:val="28"/>
+        </w:rPr>
         <w:t>technology</w:t>
       </w:r>
       <w:r>
+        <w:rPr>
+          <w:sz w:val="28"/>
+          <w:szCs w:val="28"/>
+        </w:rPr>
         <w:t>.</w:t>
       </w:r>
     </w:p>
     <w:p>
-      <w:r>
+      <w:pPr>
+        <w:rPr>
+          <w:sz w:val="28"/>
+          <w:szCs w:val="28"/>
+        </w:rPr>
+      </w:pPr>
+      <w:r>
+        <w:rPr>
+          <w:b/>
+          <w:bCs/>
+          <w:sz w:val="28"/>
+          <w:szCs w:val="28"/>
+        </w:rPr>
         <w:t>We need</w:t>
       </w:r>
       <w:r>
+        <w:rPr>
+          <w:sz w:val="28"/>
+          <w:szCs w:val="28"/>
+        </w:rPr>
         <w:t>:</w:t>
       </w:r>
     </w:p>
     <w:p>
       <w:pPr>
         <w:ind w:left="720"/>
+        <w:rPr>
+          <w:sz w:val="28"/>
+          <w:szCs w:val="28"/>
+        </w:rPr>
       </w:pPr>
       <w:r>
         <w:rPr>
           <w:b/>
           <w:bCs/>
-        </w:rPr>
-        <w:t>Test</w:t>
-      </w:r>
-      <w:r>
-        <w:rPr>
-          <w:b/>
-          <w:bCs/>
-        </w:rPr>
-        <w:t xml:space="preserve">ers </w:t>
-      </w:r>
-      <w:r>
+          <w:sz w:val="28"/>
+          <w:szCs w:val="28"/>
+        </w:rPr>
+        <w:t xml:space="preserve">Testers </w:t>
+      </w:r>
+      <w:r>
+        <w:rPr>
+          <w:sz w:val="28"/>
+          <w:szCs w:val="28"/>
+        </w:rPr>
         <w:t>to verify the usefulness</w:t>
       </w:r>
       <w:r>
+        <w:rPr>
+          <w:sz w:val="28"/>
+          <w:szCs w:val="28"/>
+        </w:rPr>
         <w:t xml:space="preserve"> and ease of use</w:t>
       </w:r>
       <w:r>
+        <w:rPr>
+          <w:sz w:val="28"/>
+          <w:szCs w:val="28"/>
+        </w:rPr>
         <w:t xml:space="preserve"> of the tool</w:t>
+      </w:r>
+      <w:r>
+        <w:rPr>
+          <w:sz w:val="28"/>
+          <w:szCs w:val="28"/>
+        </w:rPr>
+        <w:t>.</w:t>
       </w:r>
     </w:p>
     <w:p>
       <w:pPr>
         <w:ind w:left="720"/>
+        <w:rPr>
+          <w:sz w:val="28"/>
+          <w:szCs w:val="28"/>
+        </w:rPr>
       </w:pPr>
       <w:r>
         <w:rPr>
           <w:b/>
           <w:bCs/>
-        </w:rPr>
-        <w:t>Advert</w:t>
-      </w:r>
-      <w:r>
-        <w:rPr>
-          <w:b/>
-          <w:bCs/>
-        </w:rPr>
-        <w:t>isers</w:t>
-      </w:r>
-      <w:r>
-        <w:t xml:space="preserve"> to publicize this tool and get more users.  The best testers will be potential clients – the blind and those who teach the blind.</w:t>
+          <w:sz w:val="28"/>
+          <w:szCs w:val="28"/>
+        </w:rPr>
+        <w:t>Advertisers</w:t>
+      </w:r>
+      <w:r>
+        <w:rPr>
+          <w:sz w:val="28"/>
+          <w:szCs w:val="28"/>
+        </w:rPr>
+        <w:t xml:space="preserve"> to publicize this tool and get more </w:t>
+      </w:r>
+      <w:r>
+        <w:rPr>
+          <w:sz w:val="28"/>
+          <w:szCs w:val="28"/>
+        </w:rPr>
+        <w:t>testers/</w:t>
+      </w:r>
+      <w:r>
+        <w:rPr>
+          <w:sz w:val="28"/>
+          <w:szCs w:val="28"/>
+        </w:rPr>
+        <w:t xml:space="preserve">users.  The best testers will be potential clients – the blind and those who </w:t>
+      </w:r>
+      <w:r>
+        <w:rPr>
+          <w:sz w:val="28"/>
+          <w:szCs w:val="28"/>
+        </w:rPr>
+        <w:t xml:space="preserve">aid and </w:t>
+      </w:r>
+      <w:r>
+        <w:rPr>
+          <w:sz w:val="28"/>
+          <w:szCs w:val="28"/>
+        </w:rPr>
+        <w:t>teach the blind.</w:t>
       </w:r>
     </w:p>
     <w:p>
       <w:pPr>
         <w:ind w:left="720"/>
+        <w:rPr>
+          <w:sz w:val="28"/>
+          <w:szCs w:val="28"/>
+        </w:rPr>
       </w:pPr>
       <w:r>
         <w:rPr>
           <w:b/>
           <w:bCs/>
-        </w:rPr>
-        <w:t>Engineer</w:t>
-      </w:r>
-      <w:r>
-        <w:rPr>
-          <w:b/>
-          <w:bCs/>
-        </w:rPr>
-        <w:t>s</w:t>
-      </w:r>
-      <w:r>
+          <w:sz w:val="28"/>
+          <w:szCs w:val="28"/>
+        </w:rPr>
+        <w:t>Engineers</w:t>
+      </w:r>
+      <w:r>
+        <w:rPr>
+          <w:sz w:val="28"/>
+          <w:szCs w:val="28"/>
+        </w:rPr>
         <w:t xml:space="preserve"> to suggest or </w:t>
       </w:r>
       <w:r>
+        <w:rPr>
+          <w:sz w:val="28"/>
+          <w:szCs w:val="28"/>
+        </w:rPr>
         <w:t>implement</w:t>
       </w:r>
       <w:r>
+        <w:rPr>
+          <w:sz w:val="28"/>
+          <w:szCs w:val="28"/>
+        </w:rPr>
         <w:t xml:space="preserve"> </w:t>
       </w:r>
       <w:r>
+        <w:rPr>
+          <w:sz w:val="28"/>
+          <w:szCs w:val="28"/>
+        </w:rPr>
         <w:t>improvements.</w:t>
       </w:r>
     </w:p>
@@ -216,12 +359,16 @@
         <w:rPr>
           <w:b/>
           <w:bCs/>
+          <w:sz w:val="28"/>
+          <w:szCs w:val="28"/>
         </w:rPr>
       </w:pPr>
       <w:r>
         <w:rPr>
           <w:b/>
           <w:bCs/>
+          <w:sz w:val="28"/>
+          <w:szCs w:val="28"/>
         </w:rPr>
         <w:t>Research</w:t>
       </w:r>
@@ -229,62 +376,100 @@
         <w:rPr>
           <w:b/>
           <w:bCs/>
+          <w:sz w:val="28"/>
+          <w:szCs w:val="28"/>
         </w:rPr>
         <w:t>ers</w:t>
       </w:r>
       <w:r>
-        <w:t xml:space="preserve"> to find products which can extend the benefits of the  tool.  A further goal is persuading suitable manufacturers to extend existing product capabilities</w:t>
+        <w:rPr>
+          <w:sz w:val="28"/>
+          <w:szCs w:val="28"/>
+        </w:rPr>
+        <w:t xml:space="preserve"> to find products which can extend the benefits of the tool.  A</w:t>
+      </w:r>
+      <w:r>
+        <w:rPr>
+          <w:sz w:val="28"/>
+          <w:szCs w:val="28"/>
+        </w:rPr>
+        <w:t xml:space="preserve">n </w:t>
+      </w:r>
+      <w:proofErr w:type="spellStart"/>
+      <w:r>
+        <w:rPr>
+          <w:sz w:val="28"/>
+          <w:szCs w:val="28"/>
+        </w:rPr>
+        <w:t>extened</w:t>
+      </w:r>
+      <w:proofErr w:type="spellEnd"/>
+      <w:r>
+        <w:rPr>
+          <w:sz w:val="28"/>
+          <w:szCs w:val="28"/>
+        </w:rPr>
+        <w:t xml:space="preserve"> goal is persuading suitable manufacturers to extend existing product capabilities</w:t>
       </w:r>
       <w:r>
         <w:rPr>
           <w:b/>
           <w:bCs/>
+          <w:sz w:val="28"/>
+          <w:szCs w:val="28"/>
         </w:rPr>
         <w:t>.</w:t>
       </w:r>
     </w:p>
     <w:p>
+      <w:pPr>
+        <w:rPr>
+          <w:sz w:val="28"/>
+          <w:szCs w:val="28"/>
+        </w:rPr>
+      </w:pPr>
       <w:r>
         <w:rPr>
           <w:b/>
           <w:bCs/>
+          <w:sz w:val="28"/>
+          <w:szCs w:val="28"/>
         </w:rPr>
         <w:t>Questions</w:t>
       </w:r>
       <w:r>
-        <w:t xml:space="preserve">: </w:t>
-      </w:r>
-      <w:r>
-        <w:t>S</w:t>
-      </w:r>
-      <w:r>
-        <w:t xml:space="preserve">end to Ray Smith at </w:t>
+        <w:rPr>
+          <w:sz w:val="28"/>
+          <w:szCs w:val="28"/>
+        </w:rPr>
+        <w:t xml:space="preserve">: Send to Ray Smith at </w:t>
       </w:r>
       <w:hyperlink r:id="rId5" w:history="1">
         <w:r>
           <w:rPr>
             <w:rStyle w:val="Hyperlink"/>
+            <w:sz w:val="28"/>
+            <w:szCs w:val="28"/>
           </w:rPr>
-          <w:t>ray</w:t>
-        </w:r>
-        <w:r>
-          <w:rPr>
-            <w:rStyle w:val="Hyperlink"/>
-          </w:rPr>
-          <w:t>s</w:t>
-        </w:r>
-        <w:r>
-          <w:rPr>
-            <w:rStyle w:val="Hyperlink"/>
-          </w:rPr>
-          <w:t>mith@alum.mit.edu</w:t>
+          <w:t>raysmith@alum.mit.edu</w:t>
         </w:r>
       </w:hyperlink>
       <w:r>
+        <w:rPr>
+          <w:sz w:val="28"/>
+          <w:szCs w:val="28"/>
+        </w:rPr>
         <w:t xml:space="preserve"> or 617-816-8170.</w:t>
       </w:r>
     </w:p>
-    <w:p/>
+    <w:p>
+      <w:pPr>
+        <w:rPr>
+          <w:sz w:val="28"/>
+          <w:szCs w:val="28"/>
+        </w:rPr>
+      </w:pPr>
+    </w:p>
     <w:sectPr>
       <w:pgSz w:w="12240" w:h="15840"/>
       <w:pgMar w:top="1440" w:right="1440" w:bottom="1440" w:left="1440" w:header="720" w:footer="720" w:gutter="0"/>
@@ -899,6 +1084,7 @@
   <w:style w:type="character" w:default="1" w:styleId="DefaultParagraphFont">
     <w:name w:val="Default Paragraph Font"/>
     <w:uiPriority w:val="1"/>
+    <w:semiHidden/>
     <w:unhideWhenUsed/>
   </w:style>
   <w:style w:type="table" w:default="1" w:styleId="TableNormal">
